--- a/游戏开发日志.docx
+++ b/游戏开发日志.docx
@@ -84,27 +84,22 @@
     </w:p>
     <w:p>
       <w:pPr>
-        <w:jc w:val="both"/>
-        <w:rPr>
-          <w:rFonts w:hint="eastAsia" w:ascii="黑体" w:hAnsi="黑体" w:eastAsia="黑体" w:cs="黑体"/>
-          <w:b/>
-          <w:bCs/>
-          <w:sz w:val="32"/>
-          <w:szCs w:val="32"/>
-          <w:lang w:val="en-US" w:eastAsia="zh-CN"/>
-        </w:rPr>
-      </w:pPr>
-      <w:r>
-        <w:rPr>
-          <w:rFonts w:hint="eastAsia" w:ascii="黑体" w:hAnsi="黑体" w:eastAsia="黑体" w:cs="黑体"/>
-          <w:b/>
-          <w:bCs/>
-          <w:sz w:val="32"/>
-          <w:szCs w:val="32"/>
+        <w:pStyle w:val="2"/>
+        <w:bidi w:val="0"/>
+        <w:rPr>
+          <w:rFonts w:hint="eastAsia"/>
+          <w:lang w:val="en-US" w:eastAsia="zh-CN"/>
+        </w:rPr>
+      </w:pPr>
+      <w:r>
+        <w:rPr>
+          <w:rFonts w:hint="eastAsia"/>
           <w:lang w:val="en-US" w:eastAsia="zh-CN"/>
         </w:rPr>
         <w:t>创建瓦片地图</w:t>
       </w:r>
+      <w:bookmarkStart w:id="0" w:name="_GoBack"/>
+      <w:bookmarkEnd w:id="0"/>
     </w:p>
     <w:p>
       <w:pPr>
@@ -565,8 +560,6 @@
           </wp:inline>
         </w:drawing>
       </w:r>
-      <w:bookmarkStart w:id="0" w:name="_GoBack"/>
-      <w:bookmarkEnd w:id="0"/>
     </w:p>
     <w:sectPr>
       <w:pgSz w:w="11906" w:h="16838"/>
@@ -629,7 +622,7 @@
     <w:lvl w:ilvl="3" w:tentative="0">
       <w:start w:val="1"/>
       <w:numFmt w:val="lowerLetter"/>
-      <w:pStyle w:val="2"/>
+      <w:pStyle w:val="3"/>
       <w:lvlText w:val="%4."/>
       <w:lvlJc w:val="left"/>
       <w:pPr>
@@ -1001,9 +994,28 @@
     </w:rPr>
   </w:style>
   <w:style w:type="paragraph" w:styleId="2">
+    <w:name w:val="heading 1"/>
+    <w:basedOn w:val="1"/>
+    <w:next w:val="1"/>
+    <w:qFormat/>
+    <w:uiPriority w:val="0"/>
+    <w:pPr>
+      <w:keepNext/>
+      <w:keepLines/>
+      <w:spacing w:before="340" w:beforeLines="0" w:beforeAutospacing="0" w:after="330" w:afterLines="0" w:afterAutospacing="0" w:line="576" w:lineRule="auto"/>
+      <w:outlineLvl w:val="0"/>
+    </w:pPr>
+    <w:rPr>
+      <w:rFonts w:eastAsia="黑体" w:asciiTheme="minorAscii" w:hAnsiTheme="minorAscii"/>
+      <w:b/>
+      <w:kern w:val="44"/>
+      <w:sz w:val="36"/>
+    </w:rPr>
+  </w:style>
+  <w:style w:type="paragraph" w:styleId="3">
     <w:name w:val="heading 4"/>
     <w:next w:val="1"/>
-    <w:link w:val="6"/>
+    <w:link w:val="7"/>
     <w:semiHidden/>
     <w:unhideWhenUsed/>
     <w:qFormat/>
@@ -1035,13 +1047,13 @@
       <w:lang w:bidi="ar-SA"/>
     </w:rPr>
   </w:style>
-  <w:style w:type="character" w:default="1" w:styleId="5">
+  <w:style w:type="character" w:default="1" w:styleId="6">
     <w:name w:val="Default Paragraph Font"/>
     <w:semiHidden/>
     <w:qFormat/>
     <w:uiPriority w:val="0"/>
   </w:style>
-  <w:style w:type="table" w:default="1" w:styleId="4">
+  <w:style w:type="table" w:default="1" w:styleId="5">
     <w:name w:val="Normal Table"/>
     <w:semiHidden/>
     <w:qFormat/>
@@ -1055,7 +1067,7 @@
       </w:tblCellMar>
     </w:tblPr>
   </w:style>
-  <w:style w:type="paragraph" w:styleId="3">
+  <w:style w:type="paragraph" w:styleId="4">
     <w:name w:val="footer"/>
     <w:basedOn w:val="1"/>
     <w:uiPriority w:val="0"/>
@@ -1079,9 +1091,9 @@
       </w14:textFill>
     </w:rPr>
   </w:style>
-  <w:style w:type="character" w:customStyle="1" w:styleId="6">
+  <w:style w:type="character" w:customStyle="1" w:styleId="7">
     <w:name w:val="标题 4 Char"/>
-    <w:link w:val="2"/>
+    <w:link w:val="3"/>
     <w:autoRedefine/>
     <w:qFormat/>
     <w:uiPriority w:val="0"/>

--- a/游戏开发日志.docx
+++ b/游戏开发日志.docx
@@ -1,6 +1,6 @@
 
 <file path=word/document.xml><?xml version="1.0" encoding="utf-8"?>
-<w:document xmlns:wpc="http://schemas.microsoft.com/office/word/2010/wordprocessingCanvas" xmlns:mc="http://schemas.openxmlformats.org/markup-compatibility/2006" xmlns:o="urn:schemas-microsoft-com:office:office" xmlns:r="http://schemas.openxmlformats.org/officeDocument/2006/relationships" xmlns:m="http://schemas.openxmlformats.org/officeDocument/2006/math" xmlns:v="urn:schemas-microsoft-com:vml" xmlns:wp14="http://schemas.microsoft.com/office/word/2010/wordprocessingDrawing" xmlns:wp="http://schemas.openxmlformats.org/drawingml/2006/wordprocessingDrawing" xmlns:w="http://schemas.openxmlformats.org/wordprocessingml/2006/main" xmlns:w14="http://schemas.microsoft.com/office/word/2010/wordml" xmlns:w10="urn:schemas-microsoft-com:office:word" xmlns:w15="http://schemas.microsoft.com/office/word/2012/wordml" xmlns:wpg="http://schemas.microsoft.com/office/word/2010/wordprocessingGroup" xmlns:wpi="http://schemas.microsoft.com/office/word/2010/wordprocessingInk" xmlns:wne="http://schemas.microsoft.com/office/word/2006/wordml" xmlns:wps="http://schemas.microsoft.com/office/word/2010/wordprocessingShape" xmlns:wpsCustomData="http://www.wps.cn/officeDocument/2013/wpsCustomData" mc:Ignorable="w14 w15 wp14">
+<w:document xmlns:wpc="http://schemas.microsoft.com/office/word/2010/wordprocessingCanvas" xmlns:cx="http://schemas.microsoft.com/office/drawing/2014/chartex" xmlns:cx1="http://schemas.microsoft.com/office/drawing/2015/9/8/chartex" xmlns:cx2="http://schemas.microsoft.com/office/drawing/2015/10/21/chartex" xmlns:cx3="http://schemas.microsoft.com/office/drawing/2016/5/9/chartex" xmlns:cx4="http://schemas.microsoft.com/office/drawing/2016/5/10/chartex" xmlns:cx5="http://schemas.microsoft.com/office/drawing/2016/5/11/chartex" xmlns:cx6="http://schemas.microsoft.com/office/drawing/2016/5/12/chartex" xmlns:cx7="http://schemas.microsoft.com/office/drawing/2016/5/13/chartex" xmlns:cx8="http://schemas.microsoft.com/office/drawing/2016/5/14/chartex" xmlns:mc="http://schemas.openxmlformats.org/markup-compatibility/2006" xmlns:o="urn:schemas-microsoft-com:office:office" xmlns:r="http://schemas.openxmlformats.org/officeDocument/2006/relationships" xmlns:m="http://schemas.openxmlformats.org/officeDocument/2006/math" xmlns:v="urn:schemas-microsoft-com:vml" xmlns:wp14="http://schemas.microsoft.com/office/word/2010/wordprocessingDrawing" xmlns:wp="http://schemas.openxmlformats.org/drawingml/2006/wordprocessingDrawing" xmlns:w="http://schemas.openxmlformats.org/wordprocessingml/2006/main" xmlns:w14="http://schemas.microsoft.com/office/word/2010/wordml" xmlns:w10="urn:schemas-microsoft-com:office:word" xmlns:w15="http://schemas.microsoft.com/office/word/2012/wordml" xmlns:wpg="http://schemas.microsoft.com/office/word/2010/wordprocessingGroup" xmlns:wpi="http://schemas.microsoft.com/office/word/2010/wordprocessingInk" xmlns:wne="http://schemas.microsoft.com/office/word/2006/wordml" xmlns:wps="http://schemas.microsoft.com/office/word/2010/wordprocessingShape" xmlns:wpsCustomData="http://www.wps.cn/officeDocument/2013/wpsCustomData" mc:Ignorable="w14 w15 wp14">
   <w:body>
     <w:p>
       <w:pPr>
@@ -98,8 +98,6 @@
         </w:rPr>
         <w:t>创建瓦片地图</w:t>
       </w:r>
-      <w:bookmarkStart w:id="0" w:name="_GoBack"/>
-      <w:bookmarkEnd w:id="0"/>
     </w:p>
     <w:p>
       <w:pPr>
@@ -512,10 +510,6 @@
     <w:p>
       <w:pPr>
         <w:jc w:val="both"/>
-        <w:rPr>
-          <w:rFonts w:hint="default"/>
-          <w:lang w:val="en-US" w:eastAsia="zh-CN"/>
-        </w:rPr>
       </w:pPr>
       <w:r>
         <w:drawing>
@@ -560,6 +554,2125 @@
           </wp:inline>
         </w:drawing>
       </w:r>
+    </w:p>
+    <w:p>
+      <w:pPr>
+        <w:jc w:val="both"/>
+      </w:pPr>
+    </w:p>
+    <w:p>
+      <w:pPr>
+        <w:jc w:val="both"/>
+        <w:rPr>
+          <w:rFonts w:hint="eastAsia"/>
+          <w:lang w:val="en-US" w:eastAsia="zh-CN"/>
+        </w:rPr>
+      </w:pPr>
+      <w:r>
+        <w:rPr>
+          <w:rFonts w:hint="eastAsia"/>
+          <w:lang w:val="en-US" w:eastAsia="zh-CN"/>
+        </w:rPr>
+        <w:t>8.1，地图已优化</w:t>
+      </w:r>
+    </w:p>
+    <w:p>
+      <w:pPr>
+        <w:jc w:val="both"/>
+      </w:pPr>
+      <w:r>
+        <w:drawing>
+          <wp:inline distT="0" distB="0" distL="114300" distR="114300">
+            <wp:extent cx="5266690" cy="2853055"/>
+            <wp:effectExtent l="0" t="0" r="10160" b="4445"/>
+            <wp:docPr id="2" name="图片 1"/>
+            <wp:cNvGraphicFramePr>
+              <a:graphicFrameLocks xmlns:a="http://schemas.openxmlformats.org/drawingml/2006/main" noChangeAspect="1"/>
+            </wp:cNvGraphicFramePr>
+            <a:graphic xmlns:a="http://schemas.openxmlformats.org/drawingml/2006/main">
+              <a:graphicData uri="http://schemas.openxmlformats.org/drawingml/2006/picture">
+                <pic:pic xmlns:pic="http://schemas.openxmlformats.org/drawingml/2006/picture">
+                  <pic:nvPicPr>
+                    <pic:cNvPr id="2" name="图片 1"/>
+                    <pic:cNvPicPr>
+                      <a:picLocks noChangeAspect="1"/>
+                    </pic:cNvPicPr>
+                  </pic:nvPicPr>
+                  <pic:blipFill>
+                    <a:blip r:embed="rId11"/>
+                    <a:stretch>
+                      <a:fillRect/>
+                    </a:stretch>
+                  </pic:blipFill>
+                  <pic:spPr>
+                    <a:xfrm>
+                      <a:off x="0" y="0"/>
+                      <a:ext cx="5266690" cy="2853055"/>
+                    </a:xfrm>
+                    <a:prstGeom prst="rect">
+                      <a:avLst/>
+                    </a:prstGeom>
+                    <a:noFill/>
+                    <a:ln>
+                      <a:noFill/>
+                    </a:ln>
+                  </pic:spPr>
+                </pic:pic>
+              </a:graphicData>
+            </a:graphic>
+          </wp:inline>
+        </w:drawing>
+      </w:r>
+    </w:p>
+    <w:p>
+      <w:pPr>
+        <w:jc w:val="both"/>
+        <w:rPr>
+          <w:rFonts w:hint="default"/>
+          <w:lang w:val="en-US" w:eastAsia="zh-CN"/>
+        </w:rPr>
+      </w:pPr>
+      <w:r>
+        <w:rPr>
+          <w:rFonts w:hint="eastAsia"/>
+          <w:lang w:val="en-US" w:eastAsia="zh-CN"/>
+        </w:rPr>
+        <w:t>添加角色控制器，层级如图所示</w:t>
+      </w:r>
+    </w:p>
+    <w:p>
+      <w:pPr>
+        <w:jc w:val="both"/>
+      </w:pPr>
+      <w:r>
+        <w:drawing>
+          <wp:inline distT="0" distB="0" distL="114300" distR="114300">
+            <wp:extent cx="2876550" cy="3552825"/>
+            <wp:effectExtent l="0" t="0" r="0" b="9525"/>
+            <wp:docPr id="9" name="图片 2"/>
+            <wp:cNvGraphicFramePr>
+              <a:graphicFrameLocks xmlns:a="http://schemas.openxmlformats.org/drawingml/2006/main" noChangeAspect="1"/>
+            </wp:cNvGraphicFramePr>
+            <a:graphic xmlns:a="http://schemas.openxmlformats.org/drawingml/2006/main">
+              <a:graphicData uri="http://schemas.openxmlformats.org/drawingml/2006/picture">
+                <pic:pic xmlns:pic="http://schemas.openxmlformats.org/drawingml/2006/picture">
+                  <pic:nvPicPr>
+                    <pic:cNvPr id="9" name="图片 2"/>
+                    <pic:cNvPicPr>
+                      <a:picLocks noChangeAspect="1"/>
+                    </pic:cNvPicPr>
+                  </pic:nvPicPr>
+                  <pic:blipFill>
+                    <a:blip r:embed="rId12"/>
+                    <a:stretch>
+                      <a:fillRect/>
+                    </a:stretch>
+                  </pic:blipFill>
+                  <pic:spPr>
+                    <a:xfrm>
+                      <a:off x="0" y="0"/>
+                      <a:ext cx="2876550" cy="3552825"/>
+                    </a:xfrm>
+                    <a:prstGeom prst="rect">
+                      <a:avLst/>
+                    </a:prstGeom>
+                    <a:noFill/>
+                    <a:ln>
+                      <a:noFill/>
+                    </a:ln>
+                  </pic:spPr>
+                </pic:pic>
+              </a:graphicData>
+            </a:graphic>
+          </wp:inline>
+        </w:drawing>
+      </w:r>
+    </w:p>
+    <w:p>
+      <w:pPr>
+        <w:jc w:val="both"/>
+        <w:rPr>
+          <w:rFonts w:hint="eastAsia"/>
+          <w:lang w:val="en-US" w:eastAsia="zh-CN"/>
+        </w:rPr>
+      </w:pPr>
+      <w:r>
+        <w:rPr>
+          <w:rFonts w:hint="eastAsia"/>
+          <w:lang w:val="en-US" w:eastAsia="zh-CN"/>
+        </w:rPr>
+        <w:t>AnimatedSprite2D配置</w:t>
+      </w:r>
+    </w:p>
+    <w:p>
+      <w:pPr>
+        <w:jc w:val="both"/>
+      </w:pPr>
+      <w:r>
+        <w:drawing>
+          <wp:inline distT="0" distB="0" distL="114300" distR="114300">
+            <wp:extent cx="5266690" cy="2853055"/>
+            <wp:effectExtent l="0" t="0" r="10160" b="4445"/>
+            <wp:docPr id="10" name="图片 3"/>
+            <wp:cNvGraphicFramePr>
+              <a:graphicFrameLocks xmlns:a="http://schemas.openxmlformats.org/drawingml/2006/main" noChangeAspect="1"/>
+            </wp:cNvGraphicFramePr>
+            <a:graphic xmlns:a="http://schemas.openxmlformats.org/drawingml/2006/main">
+              <a:graphicData uri="http://schemas.openxmlformats.org/drawingml/2006/picture">
+                <pic:pic xmlns:pic="http://schemas.openxmlformats.org/drawingml/2006/picture">
+                  <pic:nvPicPr>
+                    <pic:cNvPr id="10" name="图片 3"/>
+                    <pic:cNvPicPr>
+                      <a:picLocks noChangeAspect="1"/>
+                    </pic:cNvPicPr>
+                  </pic:nvPicPr>
+                  <pic:blipFill>
+                    <a:blip r:embed="rId13"/>
+                    <a:stretch>
+                      <a:fillRect/>
+                    </a:stretch>
+                  </pic:blipFill>
+                  <pic:spPr>
+                    <a:xfrm>
+                      <a:off x="0" y="0"/>
+                      <a:ext cx="5266690" cy="2853055"/>
+                    </a:xfrm>
+                    <a:prstGeom prst="rect">
+                      <a:avLst/>
+                    </a:prstGeom>
+                    <a:noFill/>
+                    <a:ln>
+                      <a:noFill/>
+                    </a:ln>
+                  </pic:spPr>
+                </pic:pic>
+              </a:graphicData>
+            </a:graphic>
+          </wp:inline>
+        </w:drawing>
+      </w:r>
+    </w:p>
+    <w:p>
+      <w:pPr>
+        <w:jc w:val="both"/>
+        <w:rPr>
+          <w:rFonts w:hint="eastAsia"/>
+          <w:lang w:val="en-US" w:eastAsia="zh-CN"/>
+        </w:rPr>
+      </w:pPr>
+      <w:r>
+        <w:rPr>
+          <w:rFonts w:hint="eastAsia"/>
+          <w:lang w:val="en-US" w:eastAsia="zh-CN"/>
+        </w:rPr>
+        <w:t>动作帧分割图示</w:t>
+      </w:r>
+    </w:p>
+    <w:p>
+      <w:pPr>
+        <w:jc w:val="both"/>
+      </w:pPr>
+      <w:r>
+        <w:drawing>
+          <wp:inline distT="0" distB="0" distL="114300" distR="114300">
+            <wp:extent cx="5262880" cy="3089910"/>
+            <wp:effectExtent l="0" t="0" r="13970" b="15240"/>
+            <wp:docPr id="11" name="图片 4"/>
+            <wp:cNvGraphicFramePr>
+              <a:graphicFrameLocks xmlns:a="http://schemas.openxmlformats.org/drawingml/2006/main" noChangeAspect="1"/>
+            </wp:cNvGraphicFramePr>
+            <a:graphic xmlns:a="http://schemas.openxmlformats.org/drawingml/2006/main">
+              <a:graphicData uri="http://schemas.openxmlformats.org/drawingml/2006/picture">
+                <pic:pic xmlns:pic="http://schemas.openxmlformats.org/drawingml/2006/picture">
+                  <pic:nvPicPr>
+                    <pic:cNvPr id="11" name="图片 4"/>
+                    <pic:cNvPicPr>
+                      <a:picLocks noChangeAspect="1"/>
+                    </pic:cNvPicPr>
+                  </pic:nvPicPr>
+                  <pic:blipFill>
+                    <a:blip r:embed="rId14"/>
+                    <a:stretch>
+                      <a:fillRect/>
+                    </a:stretch>
+                  </pic:blipFill>
+                  <pic:spPr>
+                    <a:xfrm>
+                      <a:off x="0" y="0"/>
+                      <a:ext cx="5262880" cy="3089910"/>
+                    </a:xfrm>
+                    <a:prstGeom prst="rect">
+                      <a:avLst/>
+                    </a:prstGeom>
+                    <a:noFill/>
+                    <a:ln>
+                      <a:noFill/>
+                    </a:ln>
+                  </pic:spPr>
+                </pic:pic>
+              </a:graphicData>
+            </a:graphic>
+          </wp:inline>
+        </w:drawing>
+      </w:r>
+    </w:p>
+    <w:p>
+      <w:pPr>
+        <w:jc w:val="both"/>
+        <w:rPr>
+          <w:rFonts w:hint="eastAsia"/>
+          <w:lang w:val="en-US" w:eastAsia="zh-CN"/>
+        </w:rPr>
+      </w:pPr>
+      <w:r>
+        <w:rPr>
+          <w:rFonts w:hint="eastAsia"/>
+          <w:lang w:val="en-US" w:eastAsia="zh-CN"/>
+        </w:rPr>
+        <w:t>配置好动作帧后，给角色节点挂在脚本</w:t>
+      </w:r>
+    </w:p>
+    <w:p>
+      <w:pPr>
+        <w:jc w:val="both"/>
+      </w:pPr>
+      <w:r>
+        <w:drawing>
+          <wp:inline distT="0" distB="0" distL="114300" distR="114300">
+            <wp:extent cx="5266690" cy="2853055"/>
+            <wp:effectExtent l="0" t="0" r="10160" b="4445"/>
+            <wp:docPr id="12" name="图片 5"/>
+            <wp:cNvGraphicFramePr>
+              <a:graphicFrameLocks xmlns:a="http://schemas.openxmlformats.org/drawingml/2006/main" noChangeAspect="1"/>
+            </wp:cNvGraphicFramePr>
+            <a:graphic xmlns:a="http://schemas.openxmlformats.org/drawingml/2006/main">
+              <a:graphicData uri="http://schemas.openxmlformats.org/drawingml/2006/picture">
+                <pic:pic xmlns:pic="http://schemas.openxmlformats.org/drawingml/2006/picture">
+                  <pic:nvPicPr>
+                    <pic:cNvPr id="12" name="图片 5"/>
+                    <pic:cNvPicPr>
+                      <a:picLocks noChangeAspect="1"/>
+                    </pic:cNvPicPr>
+                  </pic:nvPicPr>
+                  <pic:blipFill>
+                    <a:blip r:embed="rId15"/>
+                    <a:stretch>
+                      <a:fillRect/>
+                    </a:stretch>
+                  </pic:blipFill>
+                  <pic:spPr>
+                    <a:xfrm>
+                      <a:off x="0" y="0"/>
+                      <a:ext cx="5266690" cy="2853055"/>
+                    </a:xfrm>
+                    <a:prstGeom prst="rect">
+                      <a:avLst/>
+                    </a:prstGeom>
+                    <a:noFill/>
+                    <a:ln>
+                      <a:noFill/>
+                    </a:ln>
+                  </pic:spPr>
+                </pic:pic>
+              </a:graphicData>
+            </a:graphic>
+          </wp:inline>
+        </w:drawing>
+      </w:r>
+    </w:p>
+    <w:p>
+      <w:pPr>
+        <w:jc w:val="both"/>
+        <w:rPr>
+          <w:rFonts w:hint="eastAsia"/>
+          <w:lang w:val="en-US" w:eastAsia="zh-CN"/>
+        </w:rPr>
+      </w:pPr>
+      <w:r>
+        <w:rPr>
+          <w:rFonts w:hint="eastAsia"/>
+          <w:lang w:val="en-US" w:eastAsia="zh-CN"/>
+        </w:rPr>
+        <w:t>代码</w:t>
+      </w:r>
+    </w:p>
+    <w:p>
+      <w:pPr>
+        <w:jc w:val="both"/>
+        <w:rPr>
+          <w:rFonts w:hint="eastAsia"/>
+          <w:lang w:val="en-US" w:eastAsia="zh-CN"/>
+        </w:rPr>
+      </w:pPr>
+      <w:r>
+        <w:rPr>
+          <w:rFonts w:hint="eastAsia"/>
+          <w:lang w:val="en-US" w:eastAsia="zh-CN"/>
+        </w:rPr>
+        <w:t>extends CharacterBody2D</w:t>
+      </w:r>
+    </w:p>
+    <w:p>
+      <w:pPr>
+        <w:jc w:val="both"/>
+        <w:rPr>
+          <w:rFonts w:hint="eastAsia"/>
+          <w:lang w:val="en-US" w:eastAsia="zh-CN"/>
+        </w:rPr>
+      </w:pPr>
+    </w:p>
+    <w:p>
+      <w:pPr>
+        <w:jc w:val="both"/>
+        <w:rPr>
+          <w:rFonts w:hint="eastAsia"/>
+          <w:lang w:val="en-US" w:eastAsia="zh-CN"/>
+        </w:rPr>
+      </w:pPr>
+      <w:r>
+        <w:rPr>
+          <w:rFonts w:hint="eastAsia"/>
+          <w:lang w:val="en-US" w:eastAsia="zh-CN"/>
+        </w:rPr>
+        <w:t># 行走和奔跑速度（可在检查器里调）</w:t>
+      </w:r>
+    </w:p>
+    <w:p>
+      <w:pPr>
+        <w:jc w:val="both"/>
+        <w:rPr>
+          <w:rFonts w:hint="eastAsia"/>
+          <w:lang w:val="en-US" w:eastAsia="zh-CN"/>
+        </w:rPr>
+      </w:pPr>
+      <w:r>
+        <w:rPr>
+          <w:rFonts w:hint="eastAsia"/>
+          <w:lang w:val="en-US" w:eastAsia="zh-CN"/>
+        </w:rPr>
+        <w:t>@export var walk_speed: float = 100.0</w:t>
+      </w:r>
+    </w:p>
+    <w:p>
+      <w:pPr>
+        <w:jc w:val="both"/>
+        <w:rPr>
+          <w:rFonts w:hint="eastAsia"/>
+          <w:lang w:val="en-US" w:eastAsia="zh-CN"/>
+        </w:rPr>
+      </w:pPr>
+      <w:r>
+        <w:rPr>
+          <w:rFonts w:hint="eastAsia"/>
+          <w:lang w:val="en-US" w:eastAsia="zh-CN"/>
+        </w:rPr>
+        <w:t>@export var run_speed: float = 200.0</w:t>
+      </w:r>
+    </w:p>
+    <w:p>
+      <w:pPr>
+        <w:jc w:val="both"/>
+        <w:rPr>
+          <w:rFonts w:hint="eastAsia"/>
+          <w:lang w:val="en-US" w:eastAsia="zh-CN"/>
+        </w:rPr>
+      </w:pPr>
+    </w:p>
+    <w:p>
+      <w:pPr>
+        <w:jc w:val="both"/>
+        <w:rPr>
+          <w:rFonts w:hint="eastAsia"/>
+          <w:lang w:val="en-US" w:eastAsia="zh-CN"/>
+        </w:rPr>
+      </w:pPr>
+      <w:r>
+        <w:rPr>
+          <w:rFonts w:hint="eastAsia"/>
+          <w:lang w:val="en-US" w:eastAsia="zh-CN"/>
+        </w:rPr>
+        <w:t># 当前速度（由是否按 Shift 决定）</w:t>
+      </w:r>
+    </w:p>
+    <w:p>
+      <w:pPr>
+        <w:jc w:val="both"/>
+        <w:rPr>
+          <w:rFonts w:hint="eastAsia"/>
+          <w:lang w:val="en-US" w:eastAsia="zh-CN"/>
+        </w:rPr>
+      </w:pPr>
+      <w:r>
+        <w:rPr>
+          <w:rFonts w:hint="eastAsia"/>
+          <w:lang w:val="en-US" w:eastAsia="zh-CN"/>
+        </w:rPr>
+        <w:t>var current_speed: float = walk_speed</w:t>
+      </w:r>
+    </w:p>
+    <w:p>
+      <w:pPr>
+        <w:jc w:val="both"/>
+        <w:rPr>
+          <w:rFonts w:hint="eastAsia"/>
+          <w:lang w:val="en-US" w:eastAsia="zh-CN"/>
+        </w:rPr>
+      </w:pPr>
+      <w:r>
+        <w:rPr>
+          <w:rFonts w:hint="eastAsia"/>
+          <w:lang w:val="en-US" w:eastAsia="zh-CN"/>
+        </w:rPr>
+        <w:t># 记住最后一次面朝方向（用于待机）</w:t>
+      </w:r>
+    </w:p>
+    <w:p>
+      <w:pPr>
+        <w:jc w:val="both"/>
+        <w:rPr>
+          <w:rFonts w:hint="eastAsia"/>
+          <w:lang w:val="en-US" w:eastAsia="zh-CN"/>
+        </w:rPr>
+      </w:pPr>
+      <w:r>
+        <w:rPr>
+          <w:rFonts w:hint="eastAsia"/>
+          <w:lang w:val="en-US" w:eastAsia="zh-CN"/>
+        </w:rPr>
+        <w:t>var last_direction: String = "down"</w:t>
+      </w:r>
+    </w:p>
+    <w:p>
+      <w:pPr>
+        <w:jc w:val="both"/>
+        <w:rPr>
+          <w:rFonts w:hint="eastAsia"/>
+          <w:lang w:val="en-US" w:eastAsia="zh-CN"/>
+        </w:rPr>
+      </w:pPr>
+    </w:p>
+    <w:p>
+      <w:pPr>
+        <w:jc w:val="both"/>
+        <w:rPr>
+          <w:rFonts w:hint="eastAsia"/>
+          <w:lang w:val="en-US" w:eastAsia="zh-CN"/>
+        </w:rPr>
+      </w:pPr>
+      <w:r>
+        <w:rPr>
+          <w:rFonts w:hint="eastAsia"/>
+          <w:lang w:val="en-US" w:eastAsia="zh-CN"/>
+        </w:rPr>
+        <w:t># 获取角色身上的动画播放器（请确保节点名叫 AnimatedSprite2D）</w:t>
+      </w:r>
+    </w:p>
+    <w:p>
+      <w:pPr>
+        <w:jc w:val="both"/>
+        <w:rPr>
+          <w:rFonts w:hint="eastAsia"/>
+          <w:lang w:val="en-US" w:eastAsia="zh-CN"/>
+        </w:rPr>
+      </w:pPr>
+      <w:r>
+        <w:rPr>
+          <w:rFonts w:hint="eastAsia"/>
+          <w:lang w:val="en-US" w:eastAsia="zh-CN"/>
+        </w:rPr>
+        <w:t>@onready var animated_sprite: AnimatedSprite2D = $AnimatedSprite2D</w:t>
+      </w:r>
+    </w:p>
+    <w:p>
+      <w:pPr>
+        <w:jc w:val="both"/>
+        <w:rPr>
+          <w:rFonts w:hint="eastAsia"/>
+          <w:lang w:val="en-US" w:eastAsia="zh-CN"/>
+        </w:rPr>
+      </w:pPr>
+    </w:p>
+    <w:p>
+      <w:pPr>
+        <w:jc w:val="both"/>
+        <w:rPr>
+          <w:rFonts w:hint="eastAsia"/>
+          <w:lang w:val="en-US" w:eastAsia="zh-CN"/>
+        </w:rPr>
+      </w:pPr>
+      <w:r>
+        <w:rPr>
+          <w:rFonts w:hint="eastAsia"/>
+          <w:lang w:val="en-US" w:eastAsia="zh-CN"/>
+        </w:rPr>
+        <w:t>func _physics_process(delta: float) -&gt; void:</w:t>
+      </w:r>
+    </w:p>
+    <w:p>
+      <w:pPr>
+        <w:jc w:val="both"/>
+        <w:rPr>
+          <w:rFonts w:hint="eastAsia"/>
+          <w:lang w:val="en-US" w:eastAsia="zh-CN"/>
+        </w:rPr>
+      </w:pPr>
+      <w:r>
+        <w:rPr>
+          <w:rFonts w:hint="eastAsia"/>
+          <w:lang w:val="en-US" w:eastAsia="zh-CN"/>
+        </w:rPr>
+        <w:tab/>
+      </w:r>
+      <w:r>
+        <w:rPr>
+          <w:rFonts w:hint="eastAsia"/>
+          <w:lang w:val="en-US" w:eastAsia="zh-CN"/>
+        </w:rPr>
+        <w:t># 1. 获取方向键输入（WASD），注意这里用的是 ui_ 开头</w:t>
+      </w:r>
+    </w:p>
+    <w:p>
+      <w:pPr>
+        <w:jc w:val="both"/>
+        <w:rPr>
+          <w:rFonts w:hint="eastAsia"/>
+          <w:lang w:val="en-US" w:eastAsia="zh-CN"/>
+        </w:rPr>
+      </w:pPr>
+      <w:r>
+        <w:rPr>
+          <w:rFonts w:hint="eastAsia"/>
+          <w:lang w:val="en-US" w:eastAsia="zh-CN"/>
+        </w:rPr>
+        <w:tab/>
+      </w:r>
+      <w:r>
+        <w:rPr>
+          <w:rFonts w:hint="eastAsia"/>
+          <w:lang w:val="en-US" w:eastAsia="zh-CN"/>
+        </w:rPr>
+        <w:t>var input_dir := Input.get_vector("ui_left", "ui_right", "ui_up", "ui_down")</w:t>
+      </w:r>
+    </w:p>
+    <w:p>
+      <w:pPr>
+        <w:jc w:val="both"/>
+        <w:rPr>
+          <w:rFonts w:hint="eastAsia"/>
+          <w:lang w:val="en-US" w:eastAsia="zh-CN"/>
+        </w:rPr>
+      </w:pPr>
+      <w:r>
+        <w:rPr>
+          <w:rFonts w:hint="eastAsia"/>
+          <w:lang w:val="en-US" w:eastAsia="zh-CN"/>
+        </w:rPr>
+        <w:tab/>
+      </w:r>
+    </w:p>
+    <w:p>
+      <w:pPr>
+        <w:jc w:val="both"/>
+        <w:rPr>
+          <w:rFonts w:hint="eastAsia"/>
+          <w:lang w:val="en-US" w:eastAsia="zh-CN"/>
+        </w:rPr>
+      </w:pPr>
+      <w:r>
+        <w:rPr>
+          <w:rFonts w:hint="eastAsia"/>
+          <w:lang w:val="en-US" w:eastAsia="zh-CN"/>
+        </w:rPr>
+        <w:tab/>
+      </w:r>
+      <w:r>
+        <w:rPr>
+          <w:rFonts w:hint="eastAsia"/>
+          <w:lang w:val="en-US" w:eastAsia="zh-CN"/>
+        </w:rPr>
+        <w:t># 2. 检测是否按住了 Shift 键（直接检测键盘，不用去项目设置绑定了）</w:t>
+      </w:r>
+    </w:p>
+    <w:p>
+      <w:pPr>
+        <w:jc w:val="both"/>
+        <w:rPr>
+          <w:rFonts w:hint="eastAsia"/>
+          <w:lang w:val="en-US" w:eastAsia="zh-CN"/>
+        </w:rPr>
+      </w:pPr>
+      <w:r>
+        <w:rPr>
+          <w:rFonts w:hint="eastAsia"/>
+          <w:lang w:val="en-US" w:eastAsia="zh-CN"/>
+        </w:rPr>
+        <w:tab/>
+      </w:r>
+      <w:r>
+        <w:rPr>
+          <w:rFonts w:hint="eastAsia"/>
+          <w:lang w:val="en-US" w:eastAsia="zh-CN"/>
+        </w:rPr>
+        <w:t>var is_running := Input.is_action_pressed("run")</w:t>
+      </w:r>
+    </w:p>
+    <w:p>
+      <w:pPr>
+        <w:jc w:val="both"/>
+        <w:rPr>
+          <w:rFonts w:hint="eastAsia"/>
+          <w:lang w:val="en-US" w:eastAsia="zh-CN"/>
+        </w:rPr>
+      </w:pPr>
+      <w:r>
+        <w:rPr>
+          <w:rFonts w:hint="eastAsia"/>
+          <w:lang w:val="en-US" w:eastAsia="zh-CN"/>
+        </w:rPr>
+        <w:tab/>
+      </w:r>
+    </w:p>
+    <w:p>
+      <w:pPr>
+        <w:jc w:val="both"/>
+        <w:rPr>
+          <w:rFonts w:hint="eastAsia"/>
+          <w:lang w:val="en-US" w:eastAsia="zh-CN"/>
+        </w:rPr>
+      </w:pPr>
+      <w:r>
+        <w:rPr>
+          <w:rFonts w:hint="eastAsia"/>
+          <w:lang w:val="en-US" w:eastAsia="zh-CN"/>
+        </w:rPr>
+        <w:tab/>
+      </w:r>
+      <w:r>
+        <w:rPr>
+          <w:rFonts w:hint="eastAsia"/>
+          <w:lang w:val="en-US" w:eastAsia="zh-CN"/>
+        </w:rPr>
+        <w:t>if input_dir != Vector2.ZERO:</w:t>
+      </w:r>
+    </w:p>
+    <w:p>
+      <w:pPr>
+        <w:jc w:val="both"/>
+        <w:rPr>
+          <w:rFonts w:hint="eastAsia"/>
+          <w:lang w:val="en-US" w:eastAsia="zh-CN"/>
+        </w:rPr>
+      </w:pPr>
+      <w:r>
+        <w:rPr>
+          <w:rFonts w:hint="eastAsia"/>
+          <w:lang w:val="en-US" w:eastAsia="zh-CN"/>
+        </w:rPr>
+        <w:tab/>
+      </w:r>
+      <w:r>
+        <w:rPr>
+          <w:rFonts w:hint="eastAsia"/>
+          <w:lang w:val="en-US" w:eastAsia="zh-CN"/>
+        </w:rPr>
+        <w:tab/>
+      </w:r>
+      <w:r>
+        <w:rPr>
+          <w:rFonts w:hint="eastAsia"/>
+          <w:lang w:val="en-US" w:eastAsia="zh-CN"/>
+        </w:rPr>
+        <w:t># ---- 确定面朝方向（上下左右） ----</w:t>
+      </w:r>
+    </w:p>
+    <w:p>
+      <w:pPr>
+        <w:jc w:val="both"/>
+        <w:rPr>
+          <w:rFonts w:hint="eastAsia"/>
+          <w:lang w:val="en-US" w:eastAsia="zh-CN"/>
+        </w:rPr>
+      </w:pPr>
+      <w:r>
+        <w:rPr>
+          <w:rFonts w:hint="eastAsia"/>
+          <w:lang w:val="en-US" w:eastAsia="zh-CN"/>
+        </w:rPr>
+        <w:tab/>
+      </w:r>
+      <w:r>
+        <w:rPr>
+          <w:rFonts w:hint="eastAsia"/>
+          <w:lang w:val="en-US" w:eastAsia="zh-CN"/>
+        </w:rPr>
+        <w:tab/>
+      </w:r>
+      <w:r>
+        <w:rPr>
+          <w:rFonts w:hint="eastAsia"/>
+          <w:lang w:val="en-US" w:eastAsia="zh-CN"/>
+        </w:rPr>
+        <w:t>var dir_str: String</w:t>
+      </w:r>
+    </w:p>
+    <w:p>
+      <w:pPr>
+        <w:jc w:val="both"/>
+        <w:rPr>
+          <w:rFonts w:hint="eastAsia"/>
+          <w:lang w:val="en-US" w:eastAsia="zh-CN"/>
+        </w:rPr>
+      </w:pPr>
+      <w:r>
+        <w:rPr>
+          <w:rFonts w:hint="eastAsia"/>
+          <w:lang w:val="en-US" w:eastAsia="zh-CN"/>
+        </w:rPr>
+        <w:tab/>
+      </w:r>
+      <w:r>
+        <w:rPr>
+          <w:rFonts w:hint="eastAsia"/>
+          <w:lang w:val="en-US" w:eastAsia="zh-CN"/>
+        </w:rPr>
+        <w:tab/>
+      </w:r>
+      <w:r>
+        <w:rPr>
+          <w:rFonts w:hint="eastAsia"/>
+          <w:lang w:val="en-US" w:eastAsia="zh-CN"/>
+        </w:rPr>
+        <w:t>if abs(input_dir.x) &gt; abs(input_dir.y):</w:t>
+      </w:r>
+    </w:p>
+    <w:p>
+      <w:pPr>
+        <w:jc w:val="both"/>
+        <w:rPr>
+          <w:rFonts w:hint="eastAsia"/>
+          <w:lang w:val="en-US" w:eastAsia="zh-CN"/>
+        </w:rPr>
+      </w:pPr>
+      <w:r>
+        <w:rPr>
+          <w:rFonts w:hint="eastAsia"/>
+          <w:lang w:val="en-US" w:eastAsia="zh-CN"/>
+        </w:rPr>
+        <w:tab/>
+      </w:r>
+      <w:r>
+        <w:rPr>
+          <w:rFonts w:hint="eastAsia"/>
+          <w:lang w:val="en-US" w:eastAsia="zh-CN"/>
+        </w:rPr>
+        <w:tab/>
+      </w:r>
+      <w:r>
+        <w:rPr>
+          <w:rFonts w:hint="eastAsia"/>
+          <w:lang w:val="en-US" w:eastAsia="zh-CN"/>
+        </w:rPr>
+        <w:tab/>
+      </w:r>
+      <w:r>
+        <w:rPr>
+          <w:rFonts w:hint="eastAsia"/>
+          <w:lang w:val="en-US" w:eastAsia="zh-CN"/>
+        </w:rPr>
+        <w:t># 水平方向移动优先</w:t>
+      </w:r>
+    </w:p>
+    <w:p>
+      <w:pPr>
+        <w:jc w:val="both"/>
+        <w:rPr>
+          <w:rFonts w:hint="eastAsia"/>
+          <w:lang w:val="en-US" w:eastAsia="zh-CN"/>
+        </w:rPr>
+      </w:pPr>
+      <w:r>
+        <w:rPr>
+          <w:rFonts w:hint="eastAsia"/>
+          <w:lang w:val="en-US" w:eastAsia="zh-CN"/>
+        </w:rPr>
+        <w:tab/>
+      </w:r>
+      <w:r>
+        <w:rPr>
+          <w:rFonts w:hint="eastAsia"/>
+          <w:lang w:val="en-US" w:eastAsia="zh-CN"/>
+        </w:rPr>
+        <w:tab/>
+      </w:r>
+      <w:r>
+        <w:rPr>
+          <w:rFonts w:hint="eastAsia"/>
+          <w:lang w:val="en-US" w:eastAsia="zh-CN"/>
+        </w:rPr>
+        <w:tab/>
+      </w:r>
+      <w:r>
+        <w:rPr>
+          <w:rFonts w:hint="eastAsia"/>
+          <w:lang w:val="en-US" w:eastAsia="zh-CN"/>
+        </w:rPr>
+        <w:t>dir_str = "left" if input_dir.x &lt; 0 else "right"</w:t>
+      </w:r>
+    </w:p>
+    <w:p>
+      <w:pPr>
+        <w:jc w:val="both"/>
+        <w:rPr>
+          <w:rFonts w:hint="eastAsia"/>
+          <w:lang w:val="en-US" w:eastAsia="zh-CN"/>
+        </w:rPr>
+      </w:pPr>
+      <w:r>
+        <w:rPr>
+          <w:rFonts w:hint="eastAsia"/>
+          <w:lang w:val="en-US" w:eastAsia="zh-CN"/>
+        </w:rPr>
+        <w:tab/>
+      </w:r>
+      <w:r>
+        <w:rPr>
+          <w:rFonts w:hint="eastAsia"/>
+          <w:lang w:val="en-US" w:eastAsia="zh-CN"/>
+        </w:rPr>
+        <w:tab/>
+      </w:r>
+      <w:r>
+        <w:rPr>
+          <w:rFonts w:hint="eastAsia"/>
+          <w:lang w:val="en-US" w:eastAsia="zh-CN"/>
+        </w:rPr>
+        <w:t>else:</w:t>
+      </w:r>
+    </w:p>
+    <w:p>
+      <w:pPr>
+        <w:jc w:val="both"/>
+        <w:rPr>
+          <w:rFonts w:hint="eastAsia"/>
+          <w:lang w:val="en-US" w:eastAsia="zh-CN"/>
+        </w:rPr>
+      </w:pPr>
+      <w:r>
+        <w:rPr>
+          <w:rFonts w:hint="eastAsia"/>
+          <w:lang w:val="en-US" w:eastAsia="zh-CN"/>
+        </w:rPr>
+        <w:tab/>
+      </w:r>
+      <w:r>
+        <w:rPr>
+          <w:rFonts w:hint="eastAsia"/>
+          <w:lang w:val="en-US" w:eastAsia="zh-CN"/>
+        </w:rPr>
+        <w:tab/>
+      </w:r>
+      <w:r>
+        <w:rPr>
+          <w:rFonts w:hint="eastAsia"/>
+          <w:lang w:val="en-US" w:eastAsia="zh-CN"/>
+        </w:rPr>
+        <w:tab/>
+      </w:r>
+      <w:r>
+        <w:rPr>
+          <w:rFonts w:hint="eastAsia"/>
+          <w:lang w:val="en-US" w:eastAsia="zh-CN"/>
+        </w:rPr>
+        <w:t># 垂直方向移动优先</w:t>
+      </w:r>
+    </w:p>
+    <w:p>
+      <w:pPr>
+        <w:jc w:val="both"/>
+        <w:rPr>
+          <w:rFonts w:hint="eastAsia"/>
+          <w:lang w:val="en-US" w:eastAsia="zh-CN"/>
+        </w:rPr>
+      </w:pPr>
+      <w:r>
+        <w:rPr>
+          <w:rFonts w:hint="eastAsia"/>
+          <w:lang w:val="en-US" w:eastAsia="zh-CN"/>
+        </w:rPr>
+        <w:tab/>
+      </w:r>
+      <w:r>
+        <w:rPr>
+          <w:rFonts w:hint="eastAsia"/>
+          <w:lang w:val="en-US" w:eastAsia="zh-CN"/>
+        </w:rPr>
+        <w:tab/>
+      </w:r>
+      <w:r>
+        <w:rPr>
+          <w:rFonts w:hint="eastAsia"/>
+          <w:lang w:val="en-US" w:eastAsia="zh-CN"/>
+        </w:rPr>
+        <w:tab/>
+      </w:r>
+      <w:r>
+        <w:rPr>
+          <w:rFonts w:hint="eastAsia"/>
+          <w:lang w:val="en-US" w:eastAsia="zh-CN"/>
+        </w:rPr>
+        <w:t>dir_str = "up" if input_dir.y &lt; 0 else "down"</w:t>
+      </w:r>
+    </w:p>
+    <w:p>
+      <w:pPr>
+        <w:jc w:val="both"/>
+        <w:rPr>
+          <w:rFonts w:hint="eastAsia"/>
+          <w:lang w:val="en-US" w:eastAsia="zh-CN"/>
+        </w:rPr>
+      </w:pPr>
+      <w:r>
+        <w:rPr>
+          <w:rFonts w:hint="eastAsia"/>
+          <w:lang w:val="en-US" w:eastAsia="zh-CN"/>
+        </w:rPr>
+        <w:tab/>
+      </w:r>
+      <w:r>
+        <w:rPr>
+          <w:rFonts w:hint="eastAsia"/>
+          <w:lang w:val="en-US" w:eastAsia="zh-CN"/>
+        </w:rPr>
+        <w:tab/>
+      </w:r>
+    </w:p>
+    <w:p>
+      <w:pPr>
+        <w:jc w:val="both"/>
+        <w:rPr>
+          <w:rFonts w:hint="eastAsia"/>
+          <w:lang w:val="en-US" w:eastAsia="zh-CN"/>
+        </w:rPr>
+      </w:pPr>
+      <w:r>
+        <w:rPr>
+          <w:rFonts w:hint="eastAsia"/>
+          <w:lang w:val="en-US" w:eastAsia="zh-CN"/>
+        </w:rPr>
+        <w:tab/>
+      </w:r>
+      <w:r>
+        <w:rPr>
+          <w:rFonts w:hint="eastAsia"/>
+          <w:lang w:val="en-US" w:eastAsia="zh-CN"/>
+        </w:rPr>
+        <w:tab/>
+      </w:r>
+      <w:r>
+        <w:rPr>
+          <w:rFonts w:hint="eastAsia"/>
+          <w:lang w:val="en-US" w:eastAsia="zh-CN"/>
+        </w:rPr>
+        <w:t># 记下最后的方向，松开按键时待机动画要用</w:t>
+      </w:r>
+    </w:p>
+    <w:p>
+      <w:pPr>
+        <w:jc w:val="both"/>
+        <w:rPr>
+          <w:rFonts w:hint="eastAsia"/>
+          <w:lang w:val="en-US" w:eastAsia="zh-CN"/>
+        </w:rPr>
+      </w:pPr>
+      <w:r>
+        <w:rPr>
+          <w:rFonts w:hint="eastAsia"/>
+          <w:lang w:val="en-US" w:eastAsia="zh-CN"/>
+        </w:rPr>
+        <w:tab/>
+      </w:r>
+      <w:r>
+        <w:rPr>
+          <w:rFonts w:hint="eastAsia"/>
+          <w:lang w:val="en-US" w:eastAsia="zh-CN"/>
+        </w:rPr>
+        <w:tab/>
+      </w:r>
+      <w:r>
+        <w:rPr>
+          <w:rFonts w:hint="eastAsia"/>
+          <w:lang w:val="en-US" w:eastAsia="zh-CN"/>
+        </w:rPr>
+        <w:t>last_direction = dir_str</w:t>
+      </w:r>
+    </w:p>
+    <w:p>
+      <w:pPr>
+        <w:jc w:val="both"/>
+        <w:rPr>
+          <w:rFonts w:hint="eastAsia"/>
+          <w:lang w:val="en-US" w:eastAsia="zh-CN"/>
+        </w:rPr>
+      </w:pPr>
+      <w:r>
+        <w:rPr>
+          <w:rFonts w:hint="eastAsia"/>
+          <w:lang w:val="en-US" w:eastAsia="zh-CN"/>
+        </w:rPr>
+        <w:tab/>
+      </w:r>
+      <w:r>
+        <w:rPr>
+          <w:rFonts w:hint="eastAsia"/>
+          <w:lang w:val="en-US" w:eastAsia="zh-CN"/>
+        </w:rPr>
+        <w:tab/>
+      </w:r>
+    </w:p>
+    <w:p>
+      <w:pPr>
+        <w:jc w:val="both"/>
+        <w:rPr>
+          <w:rFonts w:hint="eastAsia"/>
+          <w:lang w:val="en-US" w:eastAsia="zh-CN"/>
+        </w:rPr>
+      </w:pPr>
+      <w:r>
+        <w:rPr>
+          <w:rFonts w:hint="eastAsia"/>
+          <w:lang w:val="en-US" w:eastAsia="zh-CN"/>
+        </w:rPr>
+        <w:tab/>
+      </w:r>
+      <w:r>
+        <w:rPr>
+          <w:rFonts w:hint="eastAsia"/>
+          <w:lang w:val="en-US" w:eastAsia="zh-CN"/>
+        </w:rPr>
+        <w:tab/>
+      </w:r>
+      <w:r>
+        <w:rPr>
+          <w:rFonts w:hint="eastAsia"/>
+          <w:lang w:val="en-US" w:eastAsia="zh-CN"/>
+        </w:rPr>
+        <w:t># ---- 计算速度并移动角色 ----</w:t>
+      </w:r>
+    </w:p>
+    <w:p>
+      <w:pPr>
+        <w:jc w:val="both"/>
+        <w:rPr>
+          <w:rFonts w:hint="eastAsia"/>
+          <w:lang w:val="en-US" w:eastAsia="zh-CN"/>
+        </w:rPr>
+      </w:pPr>
+      <w:r>
+        <w:rPr>
+          <w:rFonts w:hint="eastAsia"/>
+          <w:lang w:val="en-US" w:eastAsia="zh-CN"/>
+        </w:rPr>
+        <w:tab/>
+      </w:r>
+      <w:r>
+        <w:rPr>
+          <w:rFonts w:hint="eastAsia"/>
+          <w:lang w:val="en-US" w:eastAsia="zh-CN"/>
+        </w:rPr>
+        <w:tab/>
+      </w:r>
+      <w:r>
+        <w:rPr>
+          <w:rFonts w:hint="eastAsia"/>
+          <w:lang w:val="en-US" w:eastAsia="zh-CN"/>
+        </w:rPr>
+        <w:t>current_speed = run_speed if is_running else walk_speed</w:t>
+      </w:r>
+    </w:p>
+    <w:p>
+      <w:pPr>
+        <w:jc w:val="both"/>
+        <w:rPr>
+          <w:rFonts w:hint="eastAsia"/>
+          <w:lang w:val="en-US" w:eastAsia="zh-CN"/>
+        </w:rPr>
+      </w:pPr>
+      <w:r>
+        <w:rPr>
+          <w:rFonts w:hint="eastAsia"/>
+          <w:lang w:val="en-US" w:eastAsia="zh-CN"/>
+        </w:rPr>
+        <w:tab/>
+      </w:r>
+      <w:r>
+        <w:rPr>
+          <w:rFonts w:hint="eastAsia"/>
+          <w:lang w:val="en-US" w:eastAsia="zh-CN"/>
+        </w:rPr>
+        <w:tab/>
+      </w:r>
+      <w:r>
+        <w:rPr>
+          <w:rFonts w:hint="eastAsia"/>
+          <w:lang w:val="en-US" w:eastAsia="zh-CN"/>
+        </w:rPr>
+        <w:t>velocity = input_dir * current_speed</w:t>
+      </w:r>
+    </w:p>
+    <w:p>
+      <w:pPr>
+        <w:jc w:val="both"/>
+        <w:rPr>
+          <w:rFonts w:hint="eastAsia"/>
+          <w:lang w:val="en-US" w:eastAsia="zh-CN"/>
+        </w:rPr>
+      </w:pPr>
+      <w:r>
+        <w:rPr>
+          <w:rFonts w:hint="eastAsia"/>
+          <w:lang w:val="en-US" w:eastAsia="zh-CN"/>
+        </w:rPr>
+        <w:tab/>
+      </w:r>
+      <w:r>
+        <w:rPr>
+          <w:rFonts w:hint="eastAsia"/>
+          <w:lang w:val="en-US" w:eastAsia="zh-CN"/>
+        </w:rPr>
+        <w:tab/>
+      </w:r>
+      <w:r>
+        <w:rPr>
+          <w:rFonts w:hint="eastAsia"/>
+          <w:lang w:val="en-US" w:eastAsia="zh-CN"/>
+        </w:rPr>
+        <w:t>move_and_slide()</w:t>
+      </w:r>
+    </w:p>
+    <w:p>
+      <w:pPr>
+        <w:jc w:val="both"/>
+        <w:rPr>
+          <w:rFonts w:hint="eastAsia"/>
+          <w:lang w:val="en-US" w:eastAsia="zh-CN"/>
+        </w:rPr>
+      </w:pPr>
+      <w:r>
+        <w:rPr>
+          <w:rFonts w:hint="eastAsia"/>
+          <w:lang w:val="en-US" w:eastAsia="zh-CN"/>
+        </w:rPr>
+        <w:tab/>
+      </w:r>
+      <w:r>
+        <w:rPr>
+          <w:rFonts w:hint="eastAsia"/>
+          <w:lang w:val="en-US" w:eastAsia="zh-CN"/>
+        </w:rPr>
+        <w:tab/>
+      </w:r>
+    </w:p>
+    <w:p>
+      <w:pPr>
+        <w:jc w:val="both"/>
+        <w:rPr>
+          <w:rFonts w:hint="eastAsia"/>
+          <w:lang w:val="en-US" w:eastAsia="zh-CN"/>
+        </w:rPr>
+      </w:pPr>
+      <w:r>
+        <w:rPr>
+          <w:rFonts w:hint="eastAsia"/>
+          <w:lang w:val="en-US" w:eastAsia="zh-CN"/>
+        </w:rPr>
+        <w:tab/>
+      </w:r>
+      <w:r>
+        <w:rPr>
+          <w:rFonts w:hint="eastAsia"/>
+          <w:lang w:val="en-US" w:eastAsia="zh-CN"/>
+        </w:rPr>
+        <w:tab/>
+      </w:r>
+      <w:r>
+        <w:rPr>
+          <w:rFonts w:hint="eastAsia"/>
+          <w:lang w:val="en-US" w:eastAsia="zh-CN"/>
+        </w:rPr>
+        <w:t># ---- 播放对应的走路或跑步动画（注意这里是短横线 - ） ----</w:t>
+      </w:r>
+    </w:p>
+    <w:p>
+      <w:pPr>
+        <w:jc w:val="both"/>
+        <w:rPr>
+          <w:rFonts w:hint="eastAsia"/>
+          <w:lang w:val="en-US" w:eastAsia="zh-CN"/>
+        </w:rPr>
+      </w:pPr>
+      <w:r>
+        <w:rPr>
+          <w:rFonts w:hint="eastAsia"/>
+          <w:lang w:val="en-US" w:eastAsia="zh-CN"/>
+        </w:rPr>
+        <w:tab/>
+      </w:r>
+      <w:r>
+        <w:rPr>
+          <w:rFonts w:hint="eastAsia"/>
+          <w:lang w:val="en-US" w:eastAsia="zh-CN"/>
+        </w:rPr>
+        <w:tab/>
+      </w:r>
+      <w:r>
+        <w:rPr>
+          <w:rFonts w:hint="eastAsia"/>
+          <w:lang w:val="en-US" w:eastAsia="zh-CN"/>
+        </w:rPr>
+        <w:t>var anim_prefix = "run" if is_running else "walk"</w:t>
+      </w:r>
+    </w:p>
+    <w:p>
+      <w:pPr>
+        <w:jc w:val="both"/>
+        <w:rPr>
+          <w:rFonts w:hint="eastAsia"/>
+          <w:lang w:val="en-US" w:eastAsia="zh-CN"/>
+        </w:rPr>
+      </w:pPr>
+      <w:r>
+        <w:rPr>
+          <w:rFonts w:hint="eastAsia"/>
+          <w:lang w:val="en-US" w:eastAsia="zh-CN"/>
+        </w:rPr>
+        <w:tab/>
+      </w:r>
+      <w:r>
+        <w:rPr>
+          <w:rFonts w:hint="eastAsia"/>
+          <w:lang w:val="en-US" w:eastAsia="zh-CN"/>
+        </w:rPr>
+        <w:tab/>
+      </w:r>
+      <w:r>
+        <w:rPr>
+          <w:rFonts w:hint="eastAsia"/>
+          <w:lang w:val="en-US" w:eastAsia="zh-CN"/>
+        </w:rPr>
+        <w:t>animated_sprite.play(anim_prefix + "-" + dir_str)</w:t>
+      </w:r>
+    </w:p>
+    <w:p>
+      <w:pPr>
+        <w:jc w:val="both"/>
+        <w:rPr>
+          <w:rFonts w:hint="eastAsia"/>
+          <w:lang w:val="en-US" w:eastAsia="zh-CN"/>
+        </w:rPr>
+      </w:pPr>
+      <w:r>
+        <w:rPr>
+          <w:rFonts w:hint="eastAsia"/>
+          <w:lang w:val="en-US" w:eastAsia="zh-CN"/>
+        </w:rPr>
+        <w:tab/>
+      </w:r>
+      <w:r>
+        <w:rPr>
+          <w:rFonts w:hint="eastAsia"/>
+          <w:lang w:val="en-US" w:eastAsia="zh-CN"/>
+        </w:rPr>
+        <w:tab/>
+      </w:r>
+    </w:p>
+    <w:p>
+      <w:pPr>
+        <w:jc w:val="both"/>
+        <w:rPr>
+          <w:rFonts w:hint="eastAsia"/>
+          <w:lang w:val="en-US" w:eastAsia="zh-CN"/>
+        </w:rPr>
+      </w:pPr>
+      <w:r>
+        <w:rPr>
+          <w:rFonts w:hint="eastAsia"/>
+          <w:lang w:val="en-US" w:eastAsia="zh-CN"/>
+        </w:rPr>
+        <w:tab/>
+      </w:r>
+      <w:r>
+        <w:rPr>
+          <w:rFonts w:hint="eastAsia"/>
+          <w:lang w:val="en-US" w:eastAsia="zh-CN"/>
+        </w:rPr>
+        <w:t>else:</w:t>
+      </w:r>
+    </w:p>
+    <w:p>
+      <w:pPr>
+        <w:jc w:val="both"/>
+        <w:rPr>
+          <w:rFonts w:hint="eastAsia"/>
+          <w:lang w:val="en-US" w:eastAsia="zh-CN"/>
+        </w:rPr>
+      </w:pPr>
+      <w:r>
+        <w:rPr>
+          <w:rFonts w:hint="eastAsia"/>
+          <w:lang w:val="en-US" w:eastAsia="zh-CN"/>
+        </w:rPr>
+        <w:tab/>
+      </w:r>
+      <w:r>
+        <w:rPr>
+          <w:rFonts w:hint="eastAsia"/>
+          <w:lang w:val="en-US" w:eastAsia="zh-CN"/>
+        </w:rPr>
+        <w:tab/>
+      </w:r>
+      <w:r>
+        <w:rPr>
+          <w:rFonts w:hint="eastAsia"/>
+          <w:lang w:val="en-US" w:eastAsia="zh-CN"/>
+        </w:rPr>
+        <w:t># ---- 没有按任何方向键：原地待机 ----</w:t>
+      </w:r>
+    </w:p>
+    <w:p>
+      <w:pPr>
+        <w:jc w:val="both"/>
+        <w:rPr>
+          <w:rFonts w:hint="eastAsia"/>
+          <w:lang w:val="en-US" w:eastAsia="zh-CN"/>
+        </w:rPr>
+      </w:pPr>
+      <w:r>
+        <w:rPr>
+          <w:rFonts w:hint="eastAsia"/>
+          <w:lang w:val="en-US" w:eastAsia="zh-CN"/>
+        </w:rPr>
+        <w:tab/>
+      </w:r>
+      <w:r>
+        <w:rPr>
+          <w:rFonts w:hint="eastAsia"/>
+          <w:lang w:val="en-US" w:eastAsia="zh-CN"/>
+        </w:rPr>
+        <w:tab/>
+      </w:r>
+      <w:r>
+        <w:rPr>
+          <w:rFonts w:hint="eastAsia"/>
+          <w:lang w:val="en-US" w:eastAsia="zh-CN"/>
+        </w:rPr>
+        <w:t>velocity = Vector2.ZERO</w:t>
+      </w:r>
+    </w:p>
+    <w:p>
+      <w:pPr>
+        <w:jc w:val="both"/>
+        <w:rPr>
+          <w:rFonts w:hint="eastAsia"/>
+          <w:lang w:val="en-US" w:eastAsia="zh-CN"/>
+        </w:rPr>
+      </w:pPr>
+      <w:r>
+        <w:rPr>
+          <w:rFonts w:hint="eastAsia"/>
+          <w:lang w:val="en-US" w:eastAsia="zh-CN"/>
+        </w:rPr>
+        <w:tab/>
+      </w:r>
+      <w:r>
+        <w:rPr>
+          <w:rFonts w:hint="eastAsia"/>
+          <w:lang w:val="en-US" w:eastAsia="zh-CN"/>
+        </w:rPr>
+        <w:tab/>
+      </w:r>
+      <w:r>
+        <w:rPr>
+          <w:rFonts w:hint="eastAsia"/>
+          <w:lang w:val="en-US" w:eastAsia="zh-CN"/>
+        </w:rPr>
+        <w:t># 播放待机动画（面朝最后一次移动的方向，注意短横线）</w:t>
+      </w:r>
+    </w:p>
+    <w:p>
+      <w:pPr>
+        <w:jc w:val="both"/>
+        <w:rPr>
+          <w:rFonts w:hint="eastAsia"/>
+          <w:lang w:val="en-US" w:eastAsia="zh-CN"/>
+        </w:rPr>
+      </w:pPr>
+      <w:r>
+        <w:rPr>
+          <w:rFonts w:hint="eastAsia"/>
+          <w:lang w:val="en-US" w:eastAsia="zh-CN"/>
+        </w:rPr>
+        <w:tab/>
+      </w:r>
+      <w:r>
+        <w:rPr>
+          <w:rFonts w:hint="eastAsia"/>
+          <w:lang w:val="en-US" w:eastAsia="zh-CN"/>
+        </w:rPr>
+        <w:tab/>
+      </w:r>
+      <w:r>
+        <w:rPr>
+          <w:rFonts w:hint="eastAsia"/>
+          <w:lang w:val="en-US" w:eastAsia="zh-CN"/>
+        </w:rPr>
+        <w:t>animated_sprite.play("idle-" + last_direction)</w:t>
+      </w:r>
+    </w:p>
+    <w:p>
+      <w:pPr>
+        <w:jc w:val="both"/>
+        <w:rPr>
+          <w:rFonts w:hint="eastAsia"/>
+          <w:lang w:val="en-US" w:eastAsia="zh-CN"/>
+        </w:rPr>
+      </w:pPr>
+    </w:p>
+    <w:p>
+      <w:pPr>
+        <w:jc w:val="both"/>
+        <w:rPr>
+          <w:rFonts w:hint="eastAsia"/>
+          <w:lang w:val="en-US" w:eastAsia="zh-CN"/>
+        </w:rPr>
+      </w:pPr>
+    </w:p>
+    <w:p>
+      <w:pPr>
+        <w:jc w:val="both"/>
+        <w:rPr>
+          <w:rFonts w:hint="eastAsia"/>
+          <w:lang w:val="en-US" w:eastAsia="zh-CN"/>
+        </w:rPr>
+      </w:pPr>
+      <w:r>
+        <w:rPr>
+          <w:rFonts w:hint="eastAsia"/>
+          <w:lang w:val="en-US" w:eastAsia="zh-CN"/>
+        </w:rPr>
+        <w:t># ----- 鼠标滚轮控制镜头缩放（新加的，完全独立） -----</w:t>
+      </w:r>
+    </w:p>
+    <w:p>
+      <w:pPr>
+        <w:jc w:val="both"/>
+        <w:rPr>
+          <w:rFonts w:hint="eastAsia"/>
+          <w:lang w:val="en-US" w:eastAsia="zh-CN"/>
+        </w:rPr>
+      </w:pPr>
+      <w:r>
+        <w:rPr>
+          <w:rFonts w:hint="eastAsia"/>
+          <w:lang w:val="en-US" w:eastAsia="zh-CN"/>
+        </w:rPr>
+        <w:t>func _input(event: InputEvent) -&gt; void:</w:t>
+      </w:r>
+    </w:p>
+    <w:p>
+      <w:pPr>
+        <w:jc w:val="both"/>
+        <w:rPr>
+          <w:rFonts w:hint="eastAsia"/>
+          <w:lang w:val="en-US" w:eastAsia="zh-CN"/>
+        </w:rPr>
+      </w:pPr>
+      <w:r>
+        <w:rPr>
+          <w:rFonts w:hint="eastAsia"/>
+          <w:lang w:val="en-US" w:eastAsia="zh-CN"/>
+        </w:rPr>
+        <w:tab/>
+      </w:r>
+      <w:r>
+        <w:rPr>
+          <w:rFonts w:hint="eastAsia"/>
+          <w:lang w:val="en-US" w:eastAsia="zh-CN"/>
+        </w:rPr>
+        <w:t># 只处理鼠标按键事件</w:t>
+      </w:r>
+    </w:p>
+    <w:p>
+      <w:pPr>
+        <w:jc w:val="both"/>
+        <w:rPr>
+          <w:rFonts w:hint="eastAsia"/>
+          <w:lang w:val="en-US" w:eastAsia="zh-CN"/>
+        </w:rPr>
+      </w:pPr>
+      <w:r>
+        <w:rPr>
+          <w:rFonts w:hint="eastAsia"/>
+          <w:lang w:val="en-US" w:eastAsia="zh-CN"/>
+        </w:rPr>
+        <w:tab/>
+      </w:r>
+      <w:r>
+        <w:rPr>
+          <w:rFonts w:hint="eastAsia"/>
+          <w:lang w:val="en-US" w:eastAsia="zh-CN"/>
+        </w:rPr>
+        <w:t>if event is InputEventMouseButton and event.pressed:</w:t>
+      </w:r>
+    </w:p>
+    <w:p>
+      <w:pPr>
+        <w:jc w:val="both"/>
+        <w:rPr>
+          <w:rFonts w:hint="eastAsia"/>
+          <w:lang w:val="en-US" w:eastAsia="zh-CN"/>
+        </w:rPr>
+      </w:pPr>
+      <w:r>
+        <w:rPr>
+          <w:rFonts w:hint="eastAsia"/>
+          <w:lang w:val="en-US" w:eastAsia="zh-CN"/>
+        </w:rPr>
+        <w:tab/>
+      </w:r>
+      <w:r>
+        <w:rPr>
+          <w:rFonts w:hint="eastAsia"/>
+          <w:lang w:val="en-US" w:eastAsia="zh-CN"/>
+        </w:rPr>
+        <w:tab/>
+      </w:r>
+      <w:r>
+        <w:rPr>
+          <w:rFonts w:hint="eastAsia"/>
+          <w:lang w:val="en-US" w:eastAsia="zh-CN"/>
+        </w:rPr>
+        <w:t># 获取摄像机（确保你的 Camera2D 节点在角色下面，且名字叫 Camera2D）</w:t>
+      </w:r>
+    </w:p>
+    <w:p>
+      <w:pPr>
+        <w:jc w:val="both"/>
+        <w:rPr>
+          <w:rFonts w:hint="eastAsia"/>
+          <w:lang w:val="en-US" w:eastAsia="zh-CN"/>
+        </w:rPr>
+      </w:pPr>
+      <w:r>
+        <w:rPr>
+          <w:rFonts w:hint="eastAsia"/>
+          <w:lang w:val="en-US" w:eastAsia="zh-CN"/>
+        </w:rPr>
+        <w:tab/>
+      </w:r>
+      <w:r>
+        <w:rPr>
+          <w:rFonts w:hint="eastAsia"/>
+          <w:lang w:val="en-US" w:eastAsia="zh-CN"/>
+        </w:rPr>
+        <w:tab/>
+      </w:r>
+      <w:r>
+        <w:rPr>
+          <w:rFonts w:hint="eastAsia"/>
+          <w:lang w:val="en-US" w:eastAsia="zh-CN"/>
+        </w:rPr>
+        <w:t>var camera = $Camera2D</w:t>
+      </w:r>
+    </w:p>
+    <w:p>
+      <w:pPr>
+        <w:jc w:val="both"/>
+        <w:rPr>
+          <w:rFonts w:hint="eastAsia"/>
+          <w:lang w:val="en-US" w:eastAsia="zh-CN"/>
+        </w:rPr>
+      </w:pPr>
+      <w:r>
+        <w:rPr>
+          <w:rFonts w:hint="eastAsia"/>
+          <w:lang w:val="en-US" w:eastAsia="zh-CN"/>
+        </w:rPr>
+        <w:tab/>
+      </w:r>
+      <w:r>
+        <w:rPr>
+          <w:rFonts w:hint="eastAsia"/>
+          <w:lang w:val="en-US" w:eastAsia="zh-CN"/>
+        </w:rPr>
+        <w:tab/>
+      </w:r>
+    </w:p>
+    <w:p>
+      <w:pPr>
+        <w:jc w:val="both"/>
+        <w:rPr>
+          <w:rFonts w:hint="eastAsia"/>
+          <w:lang w:val="en-US" w:eastAsia="zh-CN"/>
+        </w:rPr>
+      </w:pPr>
+      <w:r>
+        <w:rPr>
+          <w:rFonts w:hint="eastAsia"/>
+          <w:lang w:val="en-US" w:eastAsia="zh-CN"/>
+        </w:rPr>
+        <w:tab/>
+      </w:r>
+      <w:r>
+        <w:rPr>
+          <w:rFonts w:hint="eastAsia"/>
+          <w:lang w:val="en-US" w:eastAsia="zh-CN"/>
+        </w:rPr>
+        <w:tab/>
+      </w:r>
+      <w:r>
+        <w:rPr>
+          <w:rFonts w:hint="eastAsia"/>
+          <w:lang w:val="en-US" w:eastAsia="zh-CN"/>
+        </w:rPr>
+        <w:t># 如果没找到摄像机，就不执行，防止报错</w:t>
+      </w:r>
+    </w:p>
+    <w:p>
+      <w:pPr>
+        <w:jc w:val="both"/>
+        <w:rPr>
+          <w:rFonts w:hint="eastAsia"/>
+          <w:lang w:val="en-US" w:eastAsia="zh-CN"/>
+        </w:rPr>
+      </w:pPr>
+      <w:r>
+        <w:rPr>
+          <w:rFonts w:hint="eastAsia"/>
+          <w:lang w:val="en-US" w:eastAsia="zh-CN"/>
+        </w:rPr>
+        <w:tab/>
+      </w:r>
+      <w:r>
+        <w:rPr>
+          <w:rFonts w:hint="eastAsia"/>
+          <w:lang w:val="en-US" w:eastAsia="zh-CN"/>
+        </w:rPr>
+        <w:tab/>
+      </w:r>
+      <w:r>
+        <w:rPr>
+          <w:rFonts w:hint="eastAsia"/>
+          <w:lang w:val="en-US" w:eastAsia="zh-CN"/>
+        </w:rPr>
+        <w:t>if camera == null:</w:t>
+      </w:r>
+    </w:p>
+    <w:p>
+      <w:pPr>
+        <w:jc w:val="both"/>
+        <w:rPr>
+          <w:rFonts w:hint="eastAsia"/>
+          <w:lang w:val="en-US" w:eastAsia="zh-CN"/>
+        </w:rPr>
+      </w:pPr>
+      <w:r>
+        <w:rPr>
+          <w:rFonts w:hint="eastAsia"/>
+          <w:lang w:val="en-US" w:eastAsia="zh-CN"/>
+        </w:rPr>
+        <w:tab/>
+      </w:r>
+      <w:r>
+        <w:rPr>
+          <w:rFonts w:hint="eastAsia"/>
+          <w:lang w:val="en-US" w:eastAsia="zh-CN"/>
+        </w:rPr>
+        <w:tab/>
+      </w:r>
+      <w:r>
+        <w:rPr>
+          <w:rFonts w:hint="eastAsia"/>
+          <w:lang w:val="en-US" w:eastAsia="zh-CN"/>
+        </w:rPr>
+        <w:tab/>
+      </w:r>
+      <w:r>
+        <w:rPr>
+          <w:rFonts w:hint="eastAsia"/>
+          <w:lang w:val="en-US" w:eastAsia="zh-CN"/>
+        </w:rPr>
+        <w:t>return</w:t>
+      </w:r>
+    </w:p>
+    <w:p>
+      <w:pPr>
+        <w:jc w:val="both"/>
+        <w:rPr>
+          <w:rFonts w:hint="eastAsia"/>
+          <w:lang w:val="en-US" w:eastAsia="zh-CN"/>
+        </w:rPr>
+      </w:pPr>
+      <w:r>
+        <w:rPr>
+          <w:rFonts w:hint="eastAsia"/>
+          <w:lang w:val="en-US" w:eastAsia="zh-CN"/>
+        </w:rPr>
+        <w:tab/>
+      </w:r>
+      <w:r>
+        <w:rPr>
+          <w:rFonts w:hint="eastAsia"/>
+          <w:lang w:val="en-US" w:eastAsia="zh-CN"/>
+        </w:rPr>
+        <w:tab/>
+      </w:r>
+    </w:p>
+    <w:p>
+      <w:pPr>
+        <w:jc w:val="both"/>
+        <w:rPr>
+          <w:rFonts w:hint="eastAsia"/>
+          <w:lang w:val="en-US" w:eastAsia="zh-CN"/>
+        </w:rPr>
+      </w:pPr>
+      <w:r>
+        <w:rPr>
+          <w:rFonts w:hint="eastAsia"/>
+          <w:lang w:val="en-US" w:eastAsia="zh-CN"/>
+        </w:rPr>
+        <w:tab/>
+      </w:r>
+      <w:r>
+        <w:rPr>
+          <w:rFonts w:hint="eastAsia"/>
+          <w:lang w:val="en-US" w:eastAsia="zh-CN"/>
+        </w:rPr>
+        <w:tab/>
+      </w:r>
+      <w:r>
+        <w:rPr>
+          <w:rFonts w:hint="eastAsia"/>
+          <w:lang w:val="en-US" w:eastAsia="zh-CN"/>
+        </w:rPr>
+        <w:t># 滚轮向上：拉近（放大）</w:t>
+      </w:r>
+    </w:p>
+    <w:p>
+      <w:pPr>
+        <w:jc w:val="both"/>
+        <w:rPr>
+          <w:rFonts w:hint="eastAsia"/>
+          <w:lang w:val="en-US" w:eastAsia="zh-CN"/>
+        </w:rPr>
+      </w:pPr>
+      <w:r>
+        <w:rPr>
+          <w:rFonts w:hint="eastAsia"/>
+          <w:lang w:val="en-US" w:eastAsia="zh-CN"/>
+        </w:rPr>
+        <w:tab/>
+      </w:r>
+      <w:r>
+        <w:rPr>
+          <w:rFonts w:hint="eastAsia"/>
+          <w:lang w:val="en-US" w:eastAsia="zh-CN"/>
+        </w:rPr>
+        <w:tab/>
+      </w:r>
+      <w:r>
+        <w:rPr>
+          <w:rFonts w:hint="eastAsia"/>
+          <w:lang w:val="en-US" w:eastAsia="zh-CN"/>
+        </w:rPr>
+        <w:t>if event.button_index == MOUSE_BUTTON_WHEEL_UP:</w:t>
+      </w:r>
+    </w:p>
+    <w:p>
+      <w:pPr>
+        <w:jc w:val="both"/>
+        <w:rPr>
+          <w:rFonts w:hint="eastAsia"/>
+          <w:lang w:val="en-US" w:eastAsia="zh-CN"/>
+        </w:rPr>
+      </w:pPr>
+      <w:r>
+        <w:rPr>
+          <w:rFonts w:hint="eastAsia"/>
+          <w:lang w:val="en-US" w:eastAsia="zh-CN"/>
+        </w:rPr>
+        <w:tab/>
+      </w:r>
+      <w:r>
+        <w:rPr>
+          <w:rFonts w:hint="eastAsia"/>
+          <w:lang w:val="en-US" w:eastAsia="zh-CN"/>
+        </w:rPr>
+        <w:tab/>
+      </w:r>
+      <w:r>
+        <w:rPr>
+          <w:rFonts w:hint="eastAsia"/>
+          <w:lang w:val="en-US" w:eastAsia="zh-CN"/>
+        </w:rPr>
+        <w:tab/>
+      </w:r>
+      <w:r>
+        <w:rPr>
+          <w:rFonts w:hint="eastAsia"/>
+          <w:lang w:val="en-US" w:eastAsia="zh-CN"/>
+        </w:rPr>
+        <w:t>camera.zoom += Vector2(0.1, 0.1)</w:t>
+      </w:r>
+    </w:p>
+    <w:p>
+      <w:pPr>
+        <w:jc w:val="both"/>
+        <w:rPr>
+          <w:rFonts w:hint="eastAsia"/>
+          <w:lang w:val="en-US" w:eastAsia="zh-CN"/>
+        </w:rPr>
+      </w:pPr>
+      <w:r>
+        <w:rPr>
+          <w:rFonts w:hint="eastAsia"/>
+          <w:lang w:val="en-US" w:eastAsia="zh-CN"/>
+        </w:rPr>
+        <w:tab/>
+      </w:r>
+      <w:r>
+        <w:rPr>
+          <w:rFonts w:hint="eastAsia"/>
+          <w:lang w:val="en-US" w:eastAsia="zh-CN"/>
+        </w:rPr>
+        <w:tab/>
+      </w:r>
+      <w:r>
+        <w:rPr>
+          <w:rFonts w:hint="eastAsia"/>
+          <w:lang w:val="en-US" w:eastAsia="zh-CN"/>
+        </w:rPr>
+        <w:t># 滚轮向下：拉远（缩小）</w:t>
+      </w:r>
+    </w:p>
+    <w:p>
+      <w:pPr>
+        <w:jc w:val="both"/>
+        <w:rPr>
+          <w:rFonts w:hint="eastAsia"/>
+          <w:lang w:val="en-US" w:eastAsia="zh-CN"/>
+        </w:rPr>
+      </w:pPr>
+      <w:r>
+        <w:rPr>
+          <w:rFonts w:hint="eastAsia"/>
+          <w:lang w:val="en-US" w:eastAsia="zh-CN"/>
+        </w:rPr>
+        <w:tab/>
+      </w:r>
+      <w:r>
+        <w:rPr>
+          <w:rFonts w:hint="eastAsia"/>
+          <w:lang w:val="en-US" w:eastAsia="zh-CN"/>
+        </w:rPr>
+        <w:tab/>
+      </w:r>
+      <w:r>
+        <w:rPr>
+          <w:rFonts w:hint="eastAsia"/>
+          <w:lang w:val="en-US" w:eastAsia="zh-CN"/>
+        </w:rPr>
+        <w:t>elif event.button_index == MOUSE_BUTTON_WHEEL_DOWN:</w:t>
+      </w:r>
+    </w:p>
+    <w:p>
+      <w:pPr>
+        <w:jc w:val="both"/>
+        <w:rPr>
+          <w:rFonts w:hint="eastAsia"/>
+          <w:lang w:val="en-US" w:eastAsia="zh-CN"/>
+        </w:rPr>
+      </w:pPr>
+      <w:r>
+        <w:rPr>
+          <w:rFonts w:hint="eastAsia"/>
+          <w:lang w:val="en-US" w:eastAsia="zh-CN"/>
+        </w:rPr>
+        <w:tab/>
+      </w:r>
+      <w:r>
+        <w:rPr>
+          <w:rFonts w:hint="eastAsia"/>
+          <w:lang w:val="en-US" w:eastAsia="zh-CN"/>
+        </w:rPr>
+        <w:tab/>
+      </w:r>
+      <w:r>
+        <w:rPr>
+          <w:rFonts w:hint="eastAsia"/>
+          <w:lang w:val="en-US" w:eastAsia="zh-CN"/>
+        </w:rPr>
+        <w:tab/>
+      </w:r>
+      <w:r>
+        <w:rPr>
+          <w:rFonts w:hint="eastAsia"/>
+          <w:lang w:val="en-US" w:eastAsia="zh-CN"/>
+        </w:rPr>
+        <w:t>camera.zoom -= Vector2(0.1, 0.1)</w:t>
+      </w:r>
+    </w:p>
+    <w:p>
+      <w:pPr>
+        <w:jc w:val="both"/>
+        <w:rPr>
+          <w:rFonts w:hint="eastAsia"/>
+          <w:lang w:val="en-US" w:eastAsia="zh-CN"/>
+        </w:rPr>
+      </w:pPr>
+      <w:r>
+        <w:rPr>
+          <w:rFonts w:hint="eastAsia"/>
+          <w:lang w:val="en-US" w:eastAsia="zh-CN"/>
+        </w:rPr>
+        <w:tab/>
+      </w:r>
+      <w:r>
+        <w:rPr>
+          <w:rFonts w:hint="eastAsia"/>
+          <w:lang w:val="en-US" w:eastAsia="zh-CN"/>
+        </w:rPr>
+        <w:tab/>
+      </w:r>
+    </w:p>
+    <w:p>
+      <w:pPr>
+        <w:jc w:val="both"/>
+        <w:rPr>
+          <w:rFonts w:hint="eastAsia"/>
+          <w:lang w:val="en-US" w:eastAsia="zh-CN"/>
+        </w:rPr>
+      </w:pPr>
+      <w:r>
+        <w:rPr>
+          <w:rFonts w:hint="eastAsia"/>
+          <w:lang w:val="en-US" w:eastAsia="zh-CN"/>
+        </w:rPr>
+        <w:tab/>
+      </w:r>
+      <w:r>
+        <w:rPr>
+          <w:rFonts w:hint="eastAsia"/>
+          <w:lang w:val="en-US" w:eastAsia="zh-CN"/>
+        </w:rPr>
+        <w:tab/>
+      </w:r>
+      <w:r>
+        <w:rPr>
+          <w:rFonts w:hint="eastAsia"/>
+          <w:lang w:val="en-US" w:eastAsia="zh-CN"/>
+        </w:rPr>
+        <w:t># 限制缩放范围，防止拉到太远看不见，或太近只看得到眼睛</w:t>
+      </w:r>
+    </w:p>
+    <w:p>
+      <w:pPr>
+        <w:jc w:val="both"/>
+        <w:rPr>
+          <w:rFonts w:hint="eastAsia"/>
+          <w:lang w:val="en-US" w:eastAsia="zh-CN"/>
+        </w:rPr>
+      </w:pPr>
+      <w:r>
+        <w:rPr>
+          <w:rFonts w:hint="eastAsia"/>
+          <w:lang w:val="en-US" w:eastAsia="zh-CN"/>
+        </w:rPr>
+        <w:tab/>
+      </w:r>
+      <w:r>
+        <w:rPr>
+          <w:rFonts w:hint="eastAsia"/>
+          <w:lang w:val="en-US" w:eastAsia="zh-CN"/>
+        </w:rPr>
+        <w:tab/>
+      </w:r>
+      <w:r>
+        <w:rPr>
+          <w:rFonts w:hint="eastAsia"/>
+          <w:lang w:val="en-US" w:eastAsia="zh-CN"/>
+        </w:rPr>
+        <w:t>camera.zoom = camera.zoom.clamp(Vector2(0.5, 0.5), Vector2(3.0, 3.0))</w:t>
+      </w:r>
+    </w:p>
+    <w:p>
+      <w:pPr>
+        <w:jc w:val="both"/>
+        <w:rPr>
+          <w:rFonts w:hint="eastAsia"/>
+          <w:lang w:val="en-US" w:eastAsia="zh-CN"/>
+        </w:rPr>
+      </w:pPr>
+      <w:r>
+        <w:rPr>
+          <w:rFonts w:hint="eastAsia"/>
+          <w:lang w:val="en-US" w:eastAsia="zh-CN"/>
+        </w:rPr>
+        <w:t>测试运行</w:t>
+      </w:r>
+    </w:p>
+    <w:p>
+      <w:pPr>
+        <w:jc w:val="both"/>
+        <w:rPr>
+          <w:rFonts w:hint="default"/>
+          <w:lang w:val="en-US" w:eastAsia="zh-CN"/>
+        </w:rPr>
+      </w:pPr>
+      <w:r>
+        <w:drawing>
+          <wp:inline distT="0" distB="0" distL="114300" distR="114300">
+            <wp:extent cx="5264150" cy="3291205"/>
+            <wp:effectExtent l="0" t="0" r="12700" b="4445"/>
+            <wp:docPr id="13" name="图片 6"/>
+            <wp:cNvGraphicFramePr>
+              <a:graphicFrameLocks xmlns:a="http://schemas.openxmlformats.org/drawingml/2006/main" noChangeAspect="1"/>
+            </wp:cNvGraphicFramePr>
+            <a:graphic xmlns:a="http://schemas.openxmlformats.org/drawingml/2006/main">
+              <a:graphicData uri="http://schemas.openxmlformats.org/drawingml/2006/picture">
+                <pic:pic xmlns:pic="http://schemas.openxmlformats.org/drawingml/2006/picture">
+                  <pic:nvPicPr>
+                    <pic:cNvPr id="13" name="图片 6"/>
+                    <pic:cNvPicPr>
+                      <a:picLocks noChangeAspect="1"/>
+                    </pic:cNvPicPr>
+                  </pic:nvPicPr>
+                  <pic:blipFill>
+                    <a:blip r:embed="rId16"/>
+                    <a:stretch>
+                      <a:fillRect/>
+                    </a:stretch>
+                  </pic:blipFill>
+                  <pic:spPr>
+                    <a:xfrm>
+                      <a:off x="0" y="0"/>
+                      <a:ext cx="5264150" cy="3291205"/>
+                    </a:xfrm>
+                    <a:prstGeom prst="rect">
+                      <a:avLst/>
+                    </a:prstGeom>
+                    <a:noFill/>
+                    <a:ln>
+                      <a:noFill/>
+                    </a:ln>
+                  </pic:spPr>
+                </pic:pic>
+              </a:graphicData>
+            </a:graphic>
+          </wp:inline>
+        </w:drawing>
+      </w:r>
+      <w:bookmarkStart w:id="0" w:name="_GoBack"/>
+      <w:bookmarkEnd w:id="0"/>
     </w:p>
     <w:sectPr>
       <w:pgSz w:w="11906" w:h="16838"/>
